--- a/Doc/指令控制协议V1.1.docx
+++ b/Doc/指令控制协议V1.1.docx
@@ -492,12 +492,38 @@
             <w:pPr>
               <w:jc w:val="center"/>
               <w:rPr>
-                <w:b/>
-                <w:bCs/>
-              </w:rPr>
-            </w:pPr>
+                <w:rFonts w:hint="eastAsia" w:eastAsiaTheme="minorEastAsia"/>
+                <w:b/>
+                <w:bCs/>
+                <w:lang w:eastAsia="zh-CN"/>
+              </w:rPr>
+            </w:pPr>
+            <w:bookmarkStart w:id="0" w:name="OLE_LINK1"/>
             <w:r>
               <w:t>电机失能</w:t>
+            </w:r>
+            <w:bookmarkEnd w:id="0"/>
+            <w:r>
+              <w:rPr>
+                <w:rFonts w:hint="eastAsia"/>
+                <w:lang w:eastAsia="zh-CN"/>
+              </w:rPr>
+              <w:t>（</w:t>
+            </w:r>
+            <w:r>
+              <w:rPr>
+                <w:rFonts w:hint="eastAsia"/>
+                <w:color w:val="FF0000"/>
+                <w:lang w:val="en-US" w:eastAsia="zh-CN"/>
+              </w:rPr>
+              <w:t>清除目标位置</w:t>
+            </w:r>
+            <w:r>
+              <w:rPr>
+                <w:rFonts w:hint="eastAsia"/>
+                <w:lang w:eastAsia="zh-CN"/>
+              </w:rPr>
+              <w:t>）</w:t>
             </w:r>
           </w:p>
         </w:tc>
@@ -925,12 +951,6 @@
             <w:insideH w:val="single" w:color="auto" w:sz="4" w:space="0"/>
             <w:insideV w:val="single" w:color="auto" w:sz="4" w:space="0"/>
           </w:tblBorders>
-          <w:tblCellMar>
-            <w:top w:w="0" w:type="dxa"/>
-            <w:left w:w="108" w:type="dxa"/>
-            <w:bottom w:w="0" w:type="dxa"/>
-            <w:right w:w="108" w:type="dxa"/>
-          </w:tblCellMar>
         </w:tblPrEx>
         <w:tc>
           <w:tcPr>
@@ -1312,6 +1332,162 @@
               </w:rPr>
               <w:t>)</w:t>
             </w:r>
+          </w:p>
+        </w:tc>
+      </w:tr>
+      <w:tr>
+        <w:tblPrEx>
+          <w:tblBorders>
+            <w:top w:val="single" w:color="auto" w:sz="4" w:space="0"/>
+            <w:left w:val="single" w:color="auto" w:sz="4" w:space="0"/>
+            <w:bottom w:val="single" w:color="auto" w:sz="4" w:space="0"/>
+            <w:right w:val="single" w:color="auto" w:sz="4" w:space="0"/>
+            <w:insideH w:val="single" w:color="auto" w:sz="4" w:space="0"/>
+            <w:insideV w:val="single" w:color="auto" w:sz="4" w:space="0"/>
+          </w:tblBorders>
+          <w:tblCellMar>
+            <w:top w:w="0" w:type="dxa"/>
+            <w:left w:w="108" w:type="dxa"/>
+            <w:bottom w:w="0" w:type="dxa"/>
+            <w:right w:w="108" w:type="dxa"/>
+          </w:tblCellMar>
+        </w:tblPrEx>
+        <w:tc>
+          <w:tcPr>
+            <w:tcW w:w="2323" w:type="dxa"/>
+          </w:tcPr>
+          <w:p>
+            <w:pPr>
+              <w:jc w:val="center"/>
+              <w:rPr>
+                <w:rFonts w:hint="default" w:eastAsiaTheme="minorEastAsia"/>
+                <w:color w:val="FF0000"/>
+                <w:lang w:val="en-US" w:eastAsia="zh-CN"/>
+              </w:rPr>
+            </w:pPr>
+            <w:r>
+              <w:rPr>
+                <w:rFonts w:hint="eastAsia"/>
+                <w:color w:val="FF0000"/>
+                <w:lang w:val="en-US" w:eastAsia="zh-CN"/>
+              </w:rPr>
+              <w:t>0x0C</w:t>
+            </w:r>
+          </w:p>
+        </w:tc>
+        <w:tc>
+          <w:tcPr>
+            <w:tcW w:w="2314" w:type="dxa"/>
+          </w:tcPr>
+          <w:p>
+            <w:pPr>
+              <w:jc w:val="center"/>
+              <w:rPr>
+                <w:rFonts w:hint="default" w:eastAsiaTheme="minorEastAsia"/>
+                <w:color w:val="FF0000"/>
+                <w:lang w:val="en-US" w:eastAsia="zh-CN"/>
+              </w:rPr>
+            </w:pPr>
+            <w:r>
+              <w:rPr>
+                <w:rFonts w:hint="eastAsia"/>
+                <w:color w:val="FF0000"/>
+                <w:lang w:val="en-US" w:eastAsia="zh-CN"/>
+              </w:rPr>
+              <w:t>电机急停（锁死）</w:t>
+            </w:r>
+          </w:p>
+        </w:tc>
+        <w:tc>
+          <w:tcPr>
+            <w:tcW w:w="3471" w:type="dxa"/>
+          </w:tcPr>
+          <w:p>
+            <w:pPr>
+              <w:jc w:val="center"/>
+              <w:rPr>
+                <w:rFonts w:hint="eastAsia"/>
+                <w:color w:val="FF0000"/>
+              </w:rPr>
+            </w:pPr>
+          </w:p>
+        </w:tc>
+      </w:tr>
+      <w:tr>
+        <w:tblPrEx>
+          <w:tblBorders>
+            <w:top w:val="single" w:color="auto" w:sz="4" w:space="0"/>
+            <w:left w:val="single" w:color="auto" w:sz="4" w:space="0"/>
+            <w:bottom w:val="single" w:color="auto" w:sz="4" w:space="0"/>
+            <w:right w:val="single" w:color="auto" w:sz="4" w:space="0"/>
+            <w:insideH w:val="single" w:color="auto" w:sz="4" w:space="0"/>
+            <w:insideV w:val="single" w:color="auto" w:sz="4" w:space="0"/>
+          </w:tblBorders>
+          <w:tblCellMar>
+            <w:top w:w="0" w:type="dxa"/>
+            <w:left w:w="108" w:type="dxa"/>
+            <w:bottom w:w="0" w:type="dxa"/>
+            <w:right w:w="108" w:type="dxa"/>
+          </w:tblCellMar>
+        </w:tblPrEx>
+        <w:tc>
+          <w:tcPr>
+            <w:tcW w:w="2323" w:type="dxa"/>
+          </w:tcPr>
+          <w:p>
+            <w:pPr>
+              <w:jc w:val="center"/>
+              <w:rPr>
+                <w:rFonts w:hint="default"/>
+                <w:color w:val="FF0000"/>
+                <w:lang w:val="en-US" w:eastAsia="zh-CN"/>
+              </w:rPr>
+            </w:pPr>
+            <w:r>
+              <w:rPr>
+                <w:rFonts w:hint="eastAsia"/>
+                <w:color w:val="FF0000"/>
+                <w:lang w:val="en-US" w:eastAsia="zh-CN"/>
+              </w:rPr>
+              <w:t>0x0D</w:t>
+            </w:r>
+          </w:p>
+        </w:tc>
+        <w:tc>
+          <w:tcPr>
+            <w:tcW w:w="2314" w:type="dxa"/>
+          </w:tcPr>
+          <w:p>
+            <w:pPr>
+              <w:jc w:val="center"/>
+              <w:rPr>
+                <w:rFonts w:hint="default"/>
+                <w:color w:val="FF0000"/>
+                <w:lang w:val="en-US" w:eastAsia="zh-CN"/>
+              </w:rPr>
+            </w:pPr>
+            <w:r>
+              <w:rPr>
+                <w:rFonts w:hint="eastAsia"/>
+                <w:color w:val="FF0000"/>
+                <w:lang w:val="en-US" w:eastAsia="zh-CN"/>
+              </w:rPr>
+              <w:t>相对位移</w:t>
+            </w:r>
+          </w:p>
+        </w:tc>
+        <w:tc>
+          <w:tcPr>
+            <w:tcW w:w="3471" w:type="dxa"/>
+          </w:tcPr>
+          <w:p>
+            <w:pPr>
+              <w:jc w:val="center"/>
+              <w:rPr>
+                <w:rFonts w:hint="eastAsia"/>
+                <w:color w:val="FF0000"/>
+              </w:rPr>
+            </w:pPr>
           </w:p>
         </w:tc>
       </w:tr>
@@ -1381,6 +1557,14 @@
       </w:tblGrid>
       <w:tr>
         <w:tblPrEx>
+          <w:tblBorders>
+            <w:top w:val="single" w:color="auto" w:sz="4" w:space="0"/>
+            <w:left w:val="single" w:color="auto" w:sz="4" w:space="0"/>
+            <w:bottom w:val="single" w:color="auto" w:sz="4" w:space="0"/>
+            <w:right w:val="single" w:color="auto" w:sz="4" w:space="0"/>
+            <w:insideH w:val="single" w:color="auto" w:sz="4" w:space="0"/>
+            <w:insideV w:val="single" w:color="auto" w:sz="4" w:space="0"/>
+          </w:tblBorders>
           <w:tblCellMar>
             <w:top w:w="0" w:type="dxa"/>
             <w:left w:w="108" w:type="dxa"/>
@@ -1541,8 +1725,10 @@
             <w:pPr>
               <w:jc w:val="center"/>
               <w:rPr>
-                <w:b/>
-                <w:bCs/>
+                <w:rFonts w:hint="eastAsia" w:eastAsiaTheme="minorEastAsia"/>
+                <w:b/>
+                <w:bCs/>
+                <w:lang w:eastAsia="zh-CN"/>
               </w:rPr>
             </w:pPr>
             <w:r>
@@ -1566,6 +1752,36 @@
                 <w:bCs/>
               </w:rPr>
               <w:t>2</w:t>
+            </w:r>
+            <w:r>
+              <w:rPr>
+                <w:rFonts w:hint="eastAsia"/>
+                <w:b/>
+                <w:bCs/>
+                <w:color w:val="FF0000"/>
+                <w:lang w:eastAsia="zh-CN"/>
+              </w:rPr>
+              <w:t>（</w:t>
+            </w:r>
+            <w:r>
+              <w:rPr>
+                <w:rFonts w:hint="eastAsia"/>
+                <w:b/>
+                <w:bCs/>
+                <w:color w:val="FF0000"/>
+                <w:lang w:val="en-US" w:eastAsia="zh-CN"/>
+              </w:rPr>
+              <w:t>Z轴直流电机</w:t>
+            </w:r>
+            <w:r>
+              <w:rPr>
+                <w:rFonts w:hint="eastAsia"/>
+                <w:b/>
+                <w:bCs/>
+                <w:color w:val="FF0000"/>
+                <w:lang w:eastAsia="zh-CN"/>
+              </w:rPr>
+              <w:t>）</w:t>
             </w:r>
           </w:p>
         </w:tc>
@@ -1883,7 +2099,16 @@
           <w:rFonts w:hint="eastAsia"/>
           <w:lang w:val="en-US" w:eastAsia="zh-CN"/>
         </w:rPr>
-        <w:t>最高位表示符号位，0表示负数，1表示正数，其余31位表示数字位，最大能表示0x 7F FF FF FF(2147483647(十进制))，最小能表示-0x 7F FF FF FF(-2147483647(十进制))，数字0有两种表示方法，即0x 80 00 00 00 和 0x 00 00 00 00；</w:t>
+        <w:t>最高位表示符号位，1表示负数，0表示正数，其余31位表示</w:t>
+      </w:r>
+      <w:bookmarkStart w:id="1" w:name="_GoBack"/>
+      <w:bookmarkEnd w:id="1"/>
+      <w:r>
+        <w:rPr>
+          <w:rFonts w:hint="eastAsia"/>
+          <w:lang w:val="en-US" w:eastAsia="zh-CN"/>
+        </w:rPr>
+        <w:t>数字位，最大能表示0x 7F FF FF FF(2147483647(十进制))，最小能表示-0x 7F FF FF FF(-2147483647(十进制))，数字0有两种表示方法，即0x 80 00 00 00 和 0x 00 00 00 00；</w:t>
       </w:r>
     </w:p>
     <w:p>
@@ -1941,10 +2166,22 @@
         <w:rPr>
           <w:rFonts w:hint="eastAsia"/>
         </w:rPr>
-        <w:t>校验（暂未使用）</w:t>
+        <w:t>校验（</w:t>
       </w:r>
-      <w:bookmarkStart w:id="0" w:name="_GoBack"/>
-      <w:bookmarkEnd w:id="0"/>
+      <w:r>
+        <w:rPr>
+          <w:rFonts w:hint="eastAsia"/>
+          <w:color w:val="FF0000"/>
+          <w:lang w:val="en-US" w:eastAsia="zh-CN"/>
+        </w:rPr>
+        <w:t>采用多项式为0x8005，初始值为：0xFFFF的16位校验</w:t>
+      </w:r>
+      <w:r>
+        <w:rPr>
+          <w:rFonts w:hint="eastAsia"/>
+        </w:rPr>
+        <w:t>）</w:t>
+      </w:r>
     </w:p>
     <w:p/>
     <w:p/>
